--- a/2026年7月15日_半决赛1_法国vs西班牙_预测.docx
+++ b/2026年7月15日_半决赛1_法国vs西班牙_预测.docx
@@ -85,7 +85,7 @@
           <w:sz w:val="22"/>
           <w:szCs w:val="22"/>
         </w:rPr>
-        <w:t xml:space="preserve">SF1 | 7/15 03:00 北京时间 | AT&amp;T Stadium, 阿灵顿 | 身价比 1.17:1</w:t>
+        <w:t xml:space="preserve">SF1 | 7/15 03:00 北京时间 | AT&amp;T Stadium, 阿灵顿 | 身价比 1.17:1 | 首发已确认</w:t>
       </w:r>
     </w:p>
     <w:p>
@@ -123,7 +123,7 @@
           <w:sz w:val="18"/>
           <w:szCs w:val="18"/>
         </w:rPr>
-        <w:t xml:space="preserve">数据截止: 7月14日 约12:00 北京时间 (赛前约15h) | 首发接近确认——基于7/14最新训练+教练发布会</w:t>
+        <w:t xml:space="preserve">数据截止: 7月14日 约18:00 北京时间 (赛前约9h) | 首发已确认——L'Équipe/Le Parisien/Canal+一致报道</w:t>
       </w:r>
     </w:p>
     <w:p>
@@ -727,7 +727,7 @@
                 <w:sz w:val="16"/>
                 <w:szCs w:val="16"/>
               </w:rPr>
-              <w:t xml:space="preserve">~20%</w:t>
+              <w:t xml:space="preserve">~22%</w:t>
             </w:r>
           </w:p>
         </w:tc>
@@ -823,7 +823,7 @@
           <w:sz w:val="15"/>
           <w:szCs w:val="15"/>
         </w:rPr>
-        <w:t xml:space="preserve">冷门风险: 高(铁律25)。法国常规时间胜~47%, 西班牙~28%, 平局~25%。首选2-1(~22%)=双方都进球+法国xG效率优势。姆巴佩anytime(+115) = 市场最大错配(我们60% vs 市场46.5%)。</w:t>
+        <w:t xml:space="preserve">冷门风险: 高(铁律25)。法国常规时间胜~47%, 西班牙~25%, 平局~28%。首发确认: 巴尔科拉(LW/速度纵深)非杜埃, 巴埃纳(LW)非尼科。西班牙开场仅亚马尔单爆点, 但尼科+佩德里+梅里诺=下半场三连击。姆巴佩anytime(+115) = 市场最大错配(我们60% vs 市场46.5%)。</w:t>
       </w:r>
     </w:p>
     <w:p>
@@ -1461,7 +1461,7 @@
                 <w:sz w:val="16"/>
                 <w:szCs w:val="16"/>
               </w:rPr>
-              <w:t xml:space="preserve">法国: 楚阿梅尼(大腿伤→回归首发/80%)。西班牙: 亚马尔(肌腱伤→QF未达100%→训练状态良好)/尼科·威廉斯(腹股沟→确认首发)</w:t>
+              <w:t xml:space="preserve">法国: 楚阿梅尼(大腿伤→回归首发/80%)。西班牙: 亚马尔(肌腱伤→QF未达100%→训练状态良好)/尼科·威廉斯(腹股沟→仅够体能替补→巴埃纳首发)</w:t>
             </w:r>
           </w:p>
         </w:tc>
@@ -2103,7 +2103,7 @@
                 <w:sz w:val="16"/>
                 <w:szCs w:val="16"/>
               </w:rPr>
-              <w:t xml:space="preserve">两队均不满足大巴条件→禁用"大巴"框架</w:t>
+              <w:t xml:space="preserve">两队均不满足大巴条件→禁用"大巴"框架。西班牙开场巴埃纳(非尼科)→仅亚马尔单爆点→上半场法国零封概率↑。下半场尼科替补登场→比赛可能被重新定义</w:t>
             </w:r>
           </w:p>
         </w:tc>
@@ -6486,7 +6486,7 @@
           <w:sz w:val="30"/>
           <w:szCs w:val="30"/>
         </w:rPr>
-        <w:t xml:space="preserve">盘口分析 — 主要盘口 (FanDuel + Polymarket | 7/14)</w:t>
+        <w:t xml:space="preserve">盘口分析 — 主要盘口 (FanDuel + BetMGM + bet365 | 7/15 02:35 临场)</w:t>
       </w:r>
     </w:p>
     <w:p>
@@ -6505,7 +6505,7 @@
           <w:sz w:val="18"/>
           <w:szCs w:val="18"/>
         </w:rPr>
-        <w:t xml:space="preserve">核心解读: 四场淘汰赛中最接近的pick'em。市场定价几乎50-50。BTTS -164=市场强烈预期双方都进球——与我们的65%一致但差距从原来的+10%缩窄至+2.9%。</w:t>
+        <w:t xml:space="preserve">临场三个关键信号: ①BTTS反弹(-150→-138): 市场临场重新认定双方都会进球——与首发确认后短暂下调相反。②法国ML持续拉长但晋级赔率缩短: 背离说明市场预期法国加时/点球晋级。③姆巴佩anytime持续缩短(+115→+110): 临场信心上升但仍远低于我们60%。</w:t>
       </w:r>
     </w:p>
     <w:tbl>
@@ -6747,7 +6747,7 @@
                 <w:sz w:val="16"/>
                 <w:szCs w:val="16"/>
               </w:rPr>
-              <w:t xml:space="preserve">+130 / 2.30</w:t>
+              <w:t xml:space="preserve">+145 / 2.45</w:t>
             </w:r>
           </w:p>
         </w:tc>
@@ -6784,7 +6784,7 @@
                 <w:sz w:val="16"/>
                 <w:szCs w:val="16"/>
               </w:rPr>
-              <w:t xml:space="preserve">~42.4%</w:t>
+              <w:t xml:space="preserve">~40.8%</w:t>
             </w:r>
           </w:p>
         </w:tc>
@@ -6821,7 +6821,7 @@
                 <w:sz w:val="16"/>
                 <w:szCs w:val="16"/>
               </w:rPr>
-              <w:t xml:space="preserve">几乎pick'em——市场认为法国略占优</w:t>
+              <w:t xml:space="preserve">临场持续拉长(+130→+140→+145)。市场对法国90分钟信心走低</w:t>
             </w:r>
           </w:p>
         </w:tc>
@@ -6895,7 +6895,7 @@
                 <w:sz w:val="16"/>
                 <w:szCs w:val="16"/>
               </w:rPr>
-              <w:t xml:space="preserve">+210 / 3.10</w:t>
+              <w:t xml:space="preserve">+230 / 3.30</w:t>
             </w:r>
           </w:p>
         </w:tc>
@@ -6931,7 +6931,7 @@
                 <w:sz w:val="16"/>
                 <w:szCs w:val="16"/>
               </w:rPr>
-              <w:t xml:space="preserve">~32.3%</w:t>
+              <w:t xml:space="preserve">~30.3%</w:t>
             </w:r>
           </w:p>
         </w:tc>
@@ -6967,7 +6967,7 @@
                 <w:sz w:val="16"/>
                 <w:szCs w:val="16"/>
               </w:rPr>
-              <w:t xml:space="preserve">两强相遇→平局概率被抬高</w:t>
+              <w:t xml:space="preserve">赔率缩短(+210→+230)。平局概率上升</w:t>
             </w:r>
           </w:p>
         </w:tc>
@@ -7117,7 +7117,7 @@
                 <w:sz w:val="16"/>
                 <w:szCs w:val="16"/>
               </w:rPr>
-              <w:t xml:space="preserve">市场给予约30%概率</w:t>
+              <w:t xml:space="preserve">西班牙进一步缩短→临场稳定</w:t>
             </w:r>
           </w:p>
         </w:tc>
@@ -7191,7 +7191,7 @@
                 <w:sz w:val="16"/>
                 <w:szCs w:val="16"/>
               </w:rPr>
-              <w:t xml:space="preserve">-150 / 1.67</w:t>
+              <w:t xml:space="preserve">-167 / 1.60</w:t>
             </w:r>
           </w:p>
         </w:tc>
@@ -7227,7 +7227,7 @@
                 <w:sz w:val="16"/>
                 <w:szCs w:val="16"/>
               </w:rPr>
-              <w:t xml:space="preserve">~60%</w:t>
+              <w:t xml:space="preserve">~62.5%</w:t>
             </w:r>
           </w:p>
         </w:tc>
@@ -7263,7 +7263,7 @@
                 <w:sz w:val="16"/>
                 <w:szCs w:val="16"/>
               </w:rPr>
-              <w:t xml:space="preserve">市场认为法国大概率进决赛</w:t>
+              <w:t xml:space="preserve">继续缩短(-150→-155→-167)。但90分钟降+晋级升=市场预期法国加时/点球胜</w:t>
             </w:r>
           </w:p>
         </w:tc>
@@ -7339,7 +7339,7 @@
                 <w:sz w:val="16"/>
                 <w:szCs w:val="16"/>
               </w:rPr>
-              <w:t xml:space="preserve">-112 / 1.89</w:t>
+              <w:t xml:space="preserve">-105 / 1.95</w:t>
             </w:r>
           </w:p>
         </w:tc>
@@ -7376,7 +7376,7 @@
                 <w:sz w:val="16"/>
                 <w:szCs w:val="16"/>
               </w:rPr>
-              <w:t xml:space="preserve">~52.8%</w:t>
+              <w:t xml:space="preserve">~51.3%</w:t>
             </w:r>
           </w:p>
         </w:tc>
@@ -7413,7 +7413,7 @@
                 <w:sz w:val="16"/>
                 <w:szCs w:val="16"/>
               </w:rPr>
-              <w:t xml:space="preserve">几乎50-50——市场不确定进球量</w:t>
+              <w:t xml:space="preserve">几乎50-50——临场仍不确定</w:t>
             </w:r>
           </w:p>
         </w:tc>
@@ -7487,7 +7487,7 @@
                 <w:sz w:val="16"/>
                 <w:szCs w:val="16"/>
               </w:rPr>
-              <w:t xml:space="preserve">-164 / 1.61</w:t>
+              <w:t xml:space="preserve">-138 / 1.60</w:t>
             </w:r>
           </w:p>
         </w:tc>
@@ -7523,7 +7523,7 @@
                 <w:sz w:val="16"/>
                 <w:szCs w:val="16"/>
               </w:rPr>
-              <w:t xml:space="preserve">~62.1%</w:t>
+              <w:t xml:space="preserve">~62.5%</w:t>
             </w:r>
           </w:p>
         </w:tc>
@@ -7559,7 +7559,7 @@
                 <w:sz w:val="16"/>
                 <w:szCs w:val="16"/>
               </w:rPr>
-              <w:t xml:space="preserve">市场强烈预期双方都进球</w:t>
+              <w:t xml:space="preserve">BTTS反弹! 之前-164→-150→临场回到-138。市场重新认为双方进球概率高</w:t>
             </w:r>
           </w:p>
         </w:tc>
@@ -7635,7 +7635,7 @@
                 <w:sz w:val="16"/>
                 <w:szCs w:val="16"/>
               </w:rPr>
-              <w:t xml:space="preserve">+115 / 2.15</w:t>
+              <w:t xml:space="preserve">+110 / 2.10</w:t>
             </w:r>
           </w:p>
         </w:tc>
@@ -7672,7 +7672,7 @@
                 <w:sz w:val="16"/>
                 <w:szCs w:val="16"/>
               </w:rPr>
-              <w:t xml:space="preserve">~46.5%</w:t>
+              <w:t xml:space="preserve">~47.6%</w:t>
             </w:r>
           </w:p>
         </w:tc>
@@ -7709,7 +7709,7 @@
                 <w:sz w:val="16"/>
                 <w:szCs w:val="16"/>
               </w:rPr>
-              <w:t xml:space="preserve">市场定价低于我们——最大错配</w:t>
+              <w:t xml:space="preserve">持续缩短(+115→+110)。但仍与我们60%差距超12%→最大错配</w:t>
             </w:r>
           </w:p>
         </w:tc>
@@ -9000,7 +9000,7 @@
           <w:sz w:val="18"/>
           <w:szCs w:val="18"/>
         </w:rPr>
-        <w:t xml:space="preserve">关键替补: 佩德里(€80M/创造力/QF未出场→新鲜体能)、梅里诺(€35M/QF绝杀88'+R16绝杀→超级替补)、加维(€60M)、巴埃纳(€20M→尼科首发后回替补)、费兰·托雷斯(€30M)、苏比门迪(€60M)。</w:t>
+        <w:t xml:space="preserve">关键替补: 尼科·威廉斯(€70M/腹股沟伤→下半场登场=爆发武器)、佩德里(€80M/创造力/QF未出场→新鲜体能/下半场可改变比赛)、梅里诺(€35M/QF绝杀88'+R16绝杀→超级替补)、加维(€60M)、费兰·托雷斯(€30M)、苏比门迪(€60M)。尼科+佩德里+梅里诺=世界最强板凳攻击组合之一。</w:t>
       </w:r>
     </w:p>
     <w:tbl>
@@ -10350,7 +10350,7 @@
                 <w:sz w:val="16"/>
                 <w:szCs w:val="16"/>
               </w:rPr>
-              <w:t xml:space="preserve">热刺右后卫。进攻型→防守非最强项。vs杜埃→法国会专攻此侧</w:t>
+              <w:t xml:space="preserve">热刺右后卫。进攻型→防守非最强项。vs巴尔科拉(速度纵深)→法国会专攻此侧</w:t>
             </w:r>
           </w:p>
         </w:tc>
@@ -11528,7 +11528,7 @@
                 <w:sz w:val="16"/>
                 <w:szCs w:val="16"/>
               </w:rPr>
-              <w:t xml:space="preserve">17</w:t>
+              <w:t xml:space="preserve">15</w:t>
             </w:r>
           </w:p>
         </w:tc>
@@ -11565,7 +11565,7 @@
                 <w:sz w:val="16"/>
                 <w:szCs w:val="16"/>
               </w:rPr>
-              <w:t xml:space="preserve">尼科·威廉斯 [首发]</w:t>
+              <w:t xml:space="preserve">巴埃纳 [首发]</w:t>
             </w:r>
           </w:p>
         </w:tc>
@@ -11602,7 +11602,7 @@
                 <w:sz w:val="16"/>
                 <w:szCs w:val="16"/>
               </w:rPr>
-              <w:t xml:space="preserve">8.5</w:t>
+              <w:t xml:space="preserve">7.5</w:t>
             </w:r>
           </w:p>
         </w:tc>
@@ -11676,7 +11676,7 @@
                 <w:sz w:val="16"/>
                 <w:szCs w:val="16"/>
               </w:rPr>
-              <w:t xml:space="preserve">腹股沟伤愈→7/14确认首发! €70M速度边锋vs孔德。西班牙LW从可用→爆点。赛事首次首发→体能100%</w:t>
+              <w:t xml:space="preserve">确认首发(非尼科)。QF对比利时首发→西班牙开场攻击力=QF级别。非爆点属性→孔德可舒适防守。尼科下半场替补登场→西班牙左路升级</w:t>
             </w:r>
           </w:p>
         </w:tc>
@@ -11982,7 +11982,7 @@
                 <w:sz w:val="16"/>
                 <w:szCs w:val="16"/>
               </w:rPr>
-              <w:t xml:space="preserve">罗德里 vs 奥利塞(中场防火墙)</w:t>
+              <w:t xml:space="preserve">法国临床级效率1.20x vs 西班牙0.86x</w:t>
             </w:r>
           </w:p>
         </w:tc>
@@ -12018,7 +12018,7 @@
                 <w:sz w:val="16"/>
                 <w:szCs w:val="16"/>
               </w:rPr>
-              <w:t xml:space="preserve">西班牙 ★★★★</w:t>
+              <w:t xml:space="preserve">法国 ★★★★★</w:t>
             </w:r>
           </w:p>
         </w:tc>
@@ -12054,7 +12054,7 @@
                 <w:sz w:val="16"/>
                 <w:szCs w:val="16"/>
               </w:rPr>
-              <w:t xml:space="preserve">世界第一后腰vs法国创造力核心。法国中路进攻大幅受限→姆巴佩被迫去边路→效率下降</w:t>
+              <w:t xml:space="preserve">xG新发现。两队射门量相同但法国转化率14.6% vs 10.0%→多约0.8球/场。1球决胜中终结者差距是最大单因子</w:t>
             </w:r>
           </w:p>
         </w:tc>
@@ -12093,7 +12093,7 @@
                 <w:sz w:val="16"/>
                 <w:szCs w:val="16"/>
               </w:rPr>
-              <w:t xml:space="preserve">法国连续3场淘汰赛零封</w:t>
+              <w:t xml:space="preserve">罗德里 vs 奥利塞(中场防火墙)</w:t>
             </w:r>
           </w:p>
         </w:tc>
@@ -12130,7 +12130,7 @@
                 <w:sz w:val="16"/>
                 <w:szCs w:val="16"/>
               </w:rPr>
-              <w:t xml:space="preserve">法国 ★★★</w:t>
+              <w:t xml:space="preserve">西班牙 ★★★★</w:t>
             </w:r>
           </w:p>
         </w:tc>
@@ -12167,7 +12167,7 @@
                 <w:sz w:val="16"/>
                 <w:szCs w:val="16"/>
               </w:rPr>
-              <w:t xml:space="preserve">铁律18加权: 巴拉圭(T4/0射正)+摩洛哥(T2/0射正)→含金量有限。但防守组织(Saliba+Upamecano)是真实验证</w:t>
+              <w:t xml:space="preserve">世界第一后腰vs法国创造力核心。法国中路进攻大幅受限→姆巴佩被迫去边路→效率下降</w:t>
             </w:r>
           </w:p>
         </w:tc>
@@ -12205,7 +12205,7 @@
                 <w:sz w:val="16"/>
                 <w:szCs w:val="16"/>
               </w:rPr>
-              <w:t xml:space="preserve">西班牙板凳深度(佩德里+梅里诺)</w:t>
+              <w:t xml:space="preserve">西班牙板凳: 尼科+佩德里+梅里诺(下半场三连击)</w:t>
             </w:r>
           </w:p>
         </w:tc>
@@ -12241,7 +12241,7 @@
                 <w:sz w:val="16"/>
                 <w:szCs w:val="16"/>
               </w:rPr>
-              <w:t xml:space="preserve">西班牙 ★★★</w:t>
+              <w:t xml:space="preserve">西班牙 ★★★★</w:t>
             </w:r>
           </w:p>
         </w:tc>
@@ -12277,7 +12277,7 @@
                 <w:sz w:val="16"/>
                 <w:szCs w:val="16"/>
               </w:rPr>
-              <w:t xml:space="preserve">尼科已首发→板凳降级。但佩德里(QF未出场/新鲜体能)+梅里诺(连续绝杀→超级替补)仍是下半场可改变局势的武器</w:t>
+              <w:t xml:space="preserve">巴埃纳首发→尼科未首发→板凳比预测更强。尼科(€70M/下半场vs孔德体能↓)+佩德里(新鲜体能)+梅里诺(连续绝杀)=世界级</w:t>
             </w:r>
           </w:p>
         </w:tc>
@@ -12316,7 +12316,7 @@
                 <w:sz w:val="16"/>
                 <w:szCs w:val="16"/>
               </w:rPr>
-              <w:t xml:space="preserve">亚马尔肌腱伤未100%</w:t>
+              <w:t xml:space="preserve">巴尔科拉速度纵深vs波罗(RB弱点)</w:t>
             </w:r>
           </w:p>
         </w:tc>
@@ -12390,7 +12390,7 @@
                 <w:sz w:val="16"/>
                 <w:szCs w:val="16"/>
               </w:rPr>
-              <w:t xml:space="preserve">西班牙右路最危险武器被削弱。若亚马尔仅80%→迪涅/特奥可单防→威胁减半</w:t>
+              <w:t xml:space="preserve">巴尔科拉速度比杜埃技术更适合打击波罗身后。L'Équipe: "转换阶段代表更大的优势"。法国最可靠推进路径</w:t>
             </w:r>
           </w:p>
         </w:tc>
@@ -12428,7 +12428,7 @@
                 <w:sz w:val="16"/>
                 <w:szCs w:val="16"/>
               </w:rPr>
-              <w:t xml:space="preserve">波罗 RB防守弱点</w:t>
+              <w:t xml:space="preserve">法国淘汰赛xGA仅0.97(3场)</w:t>
             </w:r>
           </w:p>
         </w:tc>
@@ -12464,7 +12464,7 @@
                 <w:sz w:val="16"/>
                 <w:szCs w:val="16"/>
               </w:rPr>
-              <w:t xml:space="preserve">法国 ★★★</w:t>
+              <w:t xml:space="preserve">法国 ★★★★</w:t>
             </w:r>
           </w:p>
         </w:tc>
@@ -12500,7 +12500,7 @@
                 <w:sz w:val="16"/>
                 <w:szCs w:val="16"/>
               </w:rPr>
-              <w:t xml:space="preserve">进攻型RB→vs杜埃=防守不足。此侧是法国最可靠的推进路径</w:t>
+              <w:t xml:space="preserve">xG: 不仅是结果(0失球)——过程也精英(xGA递减: 0.70→0.13→0.14)。防守底层数据四强最优</w:t>
             </w:r>
           </w:p>
         </w:tc>
@@ -12539,7 +12539,7 @@
                 <w:sz w:val="16"/>
                 <w:szCs w:val="16"/>
               </w:rPr>
-              <w:t xml:space="preserve">中场控制(法双后腰 vs 西三中场)</w:t>
+              <w:t xml:space="preserve">亚马尔肌腱伤未100%</w:t>
             </w:r>
           </w:p>
         </w:tc>
@@ -12576,7 +12576,7 @@
                 <w:sz w:val="16"/>
                 <w:szCs w:val="16"/>
               </w:rPr>
-              <w:t xml:space="preserve">西班牙 ★★</w:t>
+              <w:t xml:space="preserve">法国 ★★★</w:t>
             </w:r>
           </w:p>
         </w:tc>
@@ -12613,7 +12613,7 @@
                 <w:sz w:val="16"/>
                 <w:szCs w:val="16"/>
               </w:rPr>
-              <w:t xml:space="preserve">罗德里+法比安+奥尔莫 vs 楚阿梅尼+拉比奥→楚阿梅尼复出缩小差距。西班牙人数优势但法国质量不落下风</w:t>
+              <w:t xml:space="preserve">西班牙右路最危险武器被削弱。巴埃纳开场非爆点→上半场西班牙仅亚马尔单爆点。尼科下半场登场=比赛重新定义</w:t>
             </w:r>
           </w:p>
         </w:tc>
@@ -12651,7 +12651,7 @@
                 <w:sz w:val="16"/>
                 <w:szCs w:val="16"/>
               </w:rPr>
-              <w:t xml:space="preserve">大赛对手熟悉(2021/2024)</w:t>
+              <w:t xml:space="preserve">西班牙xGA 1.80 vs 实际失球1</w:t>
             </w:r>
           </w:p>
         </w:tc>
@@ -12687,7 +12687,7 @@
                 <w:sz w:val="16"/>
                 <w:szCs w:val="16"/>
               </w:rPr>
-              <w:t xml:space="preserve">双方</w:t>
+              <w:t xml:space="preserve">法国 ★★</w:t>
             </w:r>
           </w:p>
         </w:tc>
@@ -12723,7 +12723,7 @@
                 <w:sz w:val="16"/>
                 <w:szCs w:val="16"/>
               </w:rPr>
-              <w:t xml:space="preserve">2021欧国联决赛→法国胜。2024欧洲杯半决赛→西班牙胜。N=2样本过小→不可称为"规律"。双方互相充分了解</w:t>
+              <w:t xml:space="preserve">xG揭示西班牙防守有运气成分。vs法国2.21 xG/90→大概率失球&gt;1</w:t>
             </w:r>
           </w:p>
         </w:tc>
@@ -12762,7 +12762,7 @@
                 <w:sz w:val="16"/>
                 <w:szCs w:val="16"/>
               </w:rPr>
-              <w:t xml:space="preserve">德尚实用主义 vs 德拉富恩特传控</w:t>
+              <w:t xml:space="preserve">中场控制(法双后腰 vs 西三中场)</w:t>
             </w:r>
           </w:p>
         </w:tc>
@@ -12799,7 +12799,7 @@
                 <w:sz w:val="16"/>
                 <w:szCs w:val="16"/>
               </w:rPr>
-              <w:t xml:space="preserve">法国 ★</w:t>
+              <w:t xml:space="preserve">西班牙 ★★</w:t>
             </w:r>
           </w:p>
         </w:tc>
@@ -12836,7 +12836,117 @@
                 <w:sz w:val="16"/>
                 <w:szCs w:val="16"/>
               </w:rPr>
-              <w:t xml:space="preserve">淘汰赛实用主义通常赢(德尚2018冠+2022亚)。但德拉富恩特2024欧洲杯已证明传控可在淘汰赛成功</w:t>
+              <w:t xml:space="preserve">罗德里+法比安+奥尔莫 vs 楚阿梅尼+拉比奥→楚阿梅尼复出缩小差距。西班牙人数优势但法国质量不落下风</w:t>
+            </w:r>
+          </w:p>
+        </w:tc>
+      </w:tr>
+      <w:tr>
+        <w:tc>
+          <w:tcPr>
+            <w:tcW w:type="dxa" w:w="5800"/>
+            <w:tcBorders>
+              <w:top w:val="single" w:color="CCCCCC" w:sz="1"/>
+              <w:left w:val="single" w:color="CCCCCC" w:sz="1"/>
+              <w:bottom w:val="single" w:color="CCCCCC" w:sz="1"/>
+              <w:right w:val="single" w:color="CCCCCC" w:sz="1"/>
+            </w:tcBorders>
+            <w:tcMar>
+              <w:top w:type="dxa" w:w="60"/>
+              <w:left w:type="dxa" w:w="100"/>
+              <w:bottom w:type="dxa" w:w="60"/>
+              <w:right w:type="dxa" w:w="100"/>
+            </w:tcMar>
+            <w:vAlign w:val="center"/>
+          </w:tcPr>
+          <w:p>
+            <w:pPr>
+              <w:jc w:val="left"/>
+            </w:pPr>
+            <w:r>
+              <w:rPr>
+                <w:rFonts w:ascii="Microsoft YaHei" w:cs="Microsoft YaHei" w:eastAsia="Microsoft YaHei" w:hAnsi="Microsoft YaHei"/>
+                <w:b/>
+                <w:bCs/>
+                <w:i w:val="false"/>
+                <w:iCs w:val="false"/>
+                <w:color w:val="333333"/>
+                <w:sz w:val="16"/>
+                <w:szCs w:val="16"/>
+              </w:rPr>
+              <w:t xml:space="preserve">大赛对手熟悉(2021/2024)</w:t>
+            </w:r>
+          </w:p>
+        </w:tc>
+        <w:tc>
+          <w:tcPr>
+            <w:tcW w:type="dxa" w:w="1800"/>
+            <w:tcBorders>
+              <w:top w:val="single" w:color="CCCCCC" w:sz="1"/>
+              <w:left w:val="single" w:color="CCCCCC" w:sz="1"/>
+              <w:bottom w:val="single" w:color="CCCCCC" w:sz="1"/>
+              <w:right w:val="single" w:color="CCCCCC" w:sz="1"/>
+            </w:tcBorders>
+            <w:tcMar>
+              <w:top w:type="dxa" w:w="60"/>
+              <w:left w:type="dxa" w:w="100"/>
+              <w:bottom w:type="dxa" w:w="60"/>
+              <w:right w:type="dxa" w:w="100"/>
+            </w:tcMar>
+            <w:vAlign w:val="center"/>
+          </w:tcPr>
+          <w:p>
+            <w:pPr>
+              <w:jc w:val="left"/>
+            </w:pPr>
+            <w:r>
+              <w:rPr>
+                <w:rFonts w:ascii="Microsoft YaHei" w:cs="Microsoft YaHei" w:eastAsia="Microsoft YaHei" w:hAnsi="Microsoft YaHei"/>
+                <w:b w:val="false"/>
+                <w:bCs w:val="false"/>
+                <w:i w:val="false"/>
+                <w:iCs w:val="false"/>
+                <w:color w:val="333333"/>
+                <w:sz w:val="16"/>
+                <w:szCs w:val="16"/>
+              </w:rPr>
+              <w:t xml:space="preserve">双方</w:t>
+            </w:r>
+          </w:p>
+        </w:tc>
+        <w:tc>
+          <w:tcPr>
+            <w:tcW w:type="dxa" w:w="6638"/>
+            <w:tcBorders>
+              <w:top w:val="single" w:color="CCCCCC" w:sz="1"/>
+              <w:left w:val="single" w:color="CCCCCC" w:sz="1"/>
+              <w:bottom w:val="single" w:color="CCCCCC" w:sz="1"/>
+              <w:right w:val="single" w:color="CCCCCC" w:sz="1"/>
+            </w:tcBorders>
+            <w:tcMar>
+              <w:top w:type="dxa" w:w="60"/>
+              <w:left w:type="dxa" w:w="100"/>
+              <w:bottom w:type="dxa" w:w="60"/>
+              <w:right w:type="dxa" w:w="100"/>
+            </w:tcMar>
+            <w:vAlign w:val="center"/>
+          </w:tcPr>
+          <w:p>
+            <w:pPr>
+              <w:jc w:val="left"/>
+            </w:pPr>
+            <w:r>
+              <w:rPr>
+                <w:rFonts w:ascii="Microsoft YaHei" w:cs="Microsoft YaHei" w:eastAsia="Microsoft YaHei" w:hAnsi="Microsoft YaHei"/>
+                <w:b w:val="false"/>
+                <w:bCs w:val="false"/>
+                <w:i w:val="false"/>
+                <w:iCs w:val="false"/>
+                <w:color w:val="333333"/>
+                <w:sz w:val="16"/>
+                <w:szCs w:val="16"/>
+              </w:rPr>
+              <w:t xml:space="preserve">2021欧国联决赛→法国胜。2024欧洲杯半决赛→西班牙胜。N=2样本过小→不可称为"规律"</w:t>
             </w:r>
           </w:p>
         </w:tc>
@@ -12882,7 +12992,7 @@
           <w:sz w:val="18"/>
           <w:szCs w:val="18"/>
         </w:rPr>
-        <w:t xml:space="preserve">1.17:1身价比→基本均势。但西班牙攻击超巨中，亚马尔肌腱伤未100%→最关键的右路爆点有状态不确定性。法国姆巴佩+杜埃+登贝莱三人状态均火热。</w:t>
+        <w:t xml:space="preserve">1.17:1身价比→几乎均势。开场法国5超巨 vs 西班牙2超巨→上半场法国攻击力鸿沟大于身价比暗示。下半场尼科+佩德里替补登场→西班牙超巨升至4人→比赛可能被重新定义。巴尔科拉(速度纵深)比杜埃(技术)更适合打击波罗身后。</w:t>
       </w:r>
     </w:p>
     <w:tbl>
@@ -13197,7 +13307,7 @@
                 <w:sz w:val="16"/>
                 <w:szCs w:val="16"/>
               </w:rPr>
-              <w:t xml:space="preserve">姆巴佩(€200M/FW)+杜埃(€100M/LW)+登贝莱(€100M/RW)+奥利塞(€80M/AM)+楚阿梅尼(€100M/DM) → ≥6人</w:t>
+              <w:t xml:space="preserve">姆巴佩(€200M/FW)+登贝莱(€100M/RW)+奥利塞(€80M/AM)+楚阿梅尼(€100M/DM)+萨利巴(€80M/CB) → ≥5人(巴尔科拉€65M接近超巨)</w:t>
             </w:r>
           </w:p>
         </w:tc>
@@ -13233,7 +13343,7 @@
                 <w:sz w:val="16"/>
                 <w:szCs w:val="16"/>
               </w:rPr>
-              <w:t xml:space="preserve">亚马尔(€200M/RW/肌腱伤)+罗德里(€130M/DM)+佩德里(€80M/CM)+尼科(€70M/LW) → 攻击超巨含伤号</w:t>
+              <w:t xml:space="preserve">亚马尔(€200M/RW/肌腱伤)+罗德里(€130M/DM)→开场仅2超巨。佩德里(€80M/CM)和尼科(€70M/LW)在替补→下半场可升至4人</w:t>
             </w:r>
           </w:p>
         </w:tc>
@@ -13309,7 +13419,7 @@
                 <w:sz w:val="16"/>
                 <w:szCs w:val="16"/>
               </w:rPr>
-              <w:t xml:space="preserve">超级巨星型(全员健康)</w:t>
+              <w:t xml:space="preserve">超级巨星型(全员健康/开场5超巨)</w:t>
             </w:r>
           </w:p>
         </w:tc>
@@ -13346,7 +13456,7 @@
                 <w:sz w:val="16"/>
                 <w:szCs w:val="16"/>
               </w:rPr>
-              <w:t xml:space="preserve">超级巨星型(核心伤疑)</w:t>
+              <w:t xml:space="preserve">超级巨星型(开场2超巨/下半场可升至4)</w:t>
             </w:r>
           </w:p>
         </w:tc>
@@ -13392,7 +13502,7 @@
           <w:sz w:val="18"/>
           <w:szCs w:val="18"/>
         </w:rPr>
-        <w:t xml:space="preserve">法国全员健康——楚阿梅尼回归首发是法国中场防守质变。西班牙尼科首发=LW从可用→爆点，但亚马尔肌腱伤未100%是半决赛最大变量。</w:t>
+        <w:t xml:space="preserve">法国全员健康——楚阿梅尼回归首发是法国中场防守质变。西班牙巴埃纳首发(同QF)→开场攻击力未升级，但尼科下半场替补登场=对孔德体能下降后的爆发冲击。亚马尔肌腱伤未100%是半决赛最大变量。</w:t>
       </w:r>
     </w:p>
     <w:tbl>
@@ -14114,7 +14224,7 @@
                 <w:sz w:val="16"/>
                 <w:szCs w:val="16"/>
               </w:rPr>
-              <w:t xml:space="preserve">[确认首发] 腹股沟伤→缺席奥地利+葡萄牙→完整参训→首发!</w:t>
+              <w:t xml:space="preserve">[替补] 腹股沟伤→缺席奥地利+葡萄牙→训练通过但仅够体能替补→巴埃纳首发</w:t>
             </w:r>
           </w:p>
         </w:tc>
@@ -14150,7 +14260,7 @@
                 <w:sz w:val="16"/>
                 <w:szCs w:val="16"/>
               </w:rPr>
-              <w:t xml:space="preserve">★★★★★</w:t>
+              <w:t xml:space="preserve">★★★★</w:t>
             </w:r>
           </w:p>
         </w:tc>
@@ -14346,7 +14456,7 @@
           <w:sz w:val="18"/>
           <w:szCs w:val="18"/>
         </w:rPr>
-        <w:t xml:space="preserve">核心博弈: 上半场是"法国攻击对西班牙防守"——姆巴佩vs库巴尔西+杜埃vs波罗决定走向。尼科首发=西班牙开场就拥有双边爆点(尼科+亚马尔)，孔德+迪涅同时被考验。下半场是"佩德里+梅里诺vs法国体能"——西班牙板凳仍有顶级升级。</w:t>
+        <w:t xml:space="preserve">核心博弈: 首发确认后两队策略清晰——上半场法国攻击优势更大(巴尔科拉速度vs波罗+巴埃纳非爆点→西班牙开场仅亚马尔单爆点)，法国开场5超巨vs西班牙2超巨。但下半场西班牙板凳优势空前(尼科+佩德里+梅里诺三连击)。德尚需要在上半场建立领先。德拉富恩特的最佳剧本: 半场守住→60'后释放尼科+佩德里→最后30分钟全力出击。</w:t>
       </w:r>
     </w:p>
     <w:tbl>
@@ -14661,7 +14771,7 @@
                 <w:sz w:val="16"/>
                 <w:szCs w:val="16"/>
               </w:rPr>
-              <w:t xml:space="preserve">特奥(进攻LB)+巴尔科拉(速度LW)→边路双速度。姆巴佩移到中路</w:t>
+              <w:t xml:space="preserve">换上特奥(进攻LB)+杜埃(技术LW)→边路速度+技术。马特塔/小图拉姆→空中轰炸。姆巴佩移到中路</w:t>
             </w:r>
           </w:p>
         </w:tc>
@@ -14697,7 +14807,7 @@
                 <w:sz w:val="16"/>
                 <w:szCs w:val="16"/>
               </w:rPr>
-              <w:t xml:space="preserve">加维(能量)+佩德里(创造力)+梅里诺(远射)→三重新鲜攻击维度。西班牙落后时有明确的阵容升级路径</w:t>
+              <w:t xml:space="preserve">尼科在替补→落后时可换尼科(爆点)+佩德里(创造力)+梅里诺(远射)→三连击升级攻击维度。这是西班牙板凳最强的攻击组合</w:t>
             </w:r>
           </w:p>
         </w:tc>
@@ -14884,7 +14994,7 @@
                 <w:sz w:val="16"/>
                 <w:szCs w:val="16"/>
               </w:rPr>
-              <w:t xml:space="preserve">[强] 特奥(€60M)+巴尔科拉(€65M)+科内(€50M→替补恢复)+马特塔(€25M)</w:t>
+              <w:t xml:space="preserve">[强] 特奥(€60M)+杜埃(€100M)+科内(€50M→替补恢复)+马特塔(€25M)。巴尔科拉已首发→板凳仍强</w:t>
             </w:r>
           </w:p>
         </w:tc>
@@ -14920,7 +15030,7 @@
                 <w:sz w:val="16"/>
                 <w:szCs w:val="16"/>
               </w:rPr>
-              <w:t xml:space="preserve">[强——从超强降级] 尼科已首发→板凳最大武器被消耗。佩德里(€80M)+梅里诺(€35M)仍是顶级替补</w:t>
+              <w:t xml:space="preserve">[超强——从强升级] 尼科·威廉斯(€70M/爆点)+佩德里(€80M/创造力)+梅里诺(€35M/连续绝杀)=全世界最强板凳攻击组合之一。巴埃纳首发使尼科成为下半场更危险的武器</w:t>
             </w:r>
           </w:p>
         </w:tc>
@@ -15444,7 +15554,7 @@
           <w:sz w:val="18"/>
           <w:szCs w:val="18"/>
         </w:rPr>
-        <w:t xml:space="preserve">西班牙 2-1 法国 (~15%): 罗德里锁死奥利塞→法国中路创造力归零→西班牙传控消耗(67%+控球)→2024欧洲杯半决赛重演。需要: 罗德里全场最佳+亚马尔恢复接近100%。</w:t>
+        <w:t xml:space="preserve">西班牙 2-1 法国 (~15%): 罗德里锁死奥利塞→法国中路创造力归零→西班牙传控消耗(67%+控球)→60'后释放尼科+佩德里→尼科对孔德体能下降后的爆发→传中→奥亚萨瓦尔抢点。下半场替补三连击逆转。需要: 罗德里全场最佳+半场未落后。</w:t>
       </w:r>
     </w:p>
     <w:p>
@@ -15463,7 +15573,7 @@
           <w:sz w:val="18"/>
           <w:szCs w:val="18"/>
         </w:rPr>
-        <w:t xml:space="preserve">方式B: 平局→加时/点球 (~25%)</w:t>
+        <w:t xml:space="preserve">方式B: 平局→加时/点球 (~28%)</w:t>
       </w:r>
     </w:p>
     <w:p>
@@ -15482,7 +15592,7 @@
           <w:sz w:val="18"/>
           <w:szCs w:val="18"/>
         </w:rPr>
-        <w:t xml:space="preserve">1-1 加时 (~17%): 法国先得分(姆巴佩vs库巴尔西错配)→西班牙下半场扳平(佩德里+梅里诺替补)→加时→任何结果都可能。</w:t>
+        <w:t xml:space="preserve">1-1 加时 (~17%): 法国先得分(姆巴佩vs库巴尔西错配)→西班牙下半场扳平(尼科替补传中/佩德里助攻/梅里诺远射)→加时→任何结果都可能。</w:t>
       </w:r>
     </w:p>
     <w:p>
@@ -15520,7 +15630,7 @@
           <w:sz w:val="18"/>
           <w:szCs w:val="18"/>
         </w:rPr>
-        <w:t xml:space="preserve">法国 3-0/3-1 (~6-8%): 姆巴佩早期爆破库巴尔西→西班牙防线崩溃。西班牙 3-1 (~5-7%): 亚马尔突然100%+奥尔莫+尼科同时发挥。</w:t>
+        <w:t xml:space="preserve">法国 3-0/3-1 (~6-8%): 姆巴佩早期爆破库巴尔西→西班牙防线崩溃。西班牙 3-1 (~5-7%): 亚马尔突然100%+奥尔莫+尼科下半场同时发挥。</w:t>
       </w:r>
     </w:p>
     <w:p>
@@ -15582,7 +15692,7 @@
           <w:sz w:val="18"/>
           <w:szCs w:val="18"/>
         </w:rPr>
-        <w:t xml:space="preserve">2. 法国淘汰赛连续3场零封→但含金量有限: 铁律18——巴拉圭0射正+摩洛哥(无萨伊巴里)0射正。西班牙是法国面对的第一个顶级攻击力→零封概率低。</w:t>
+        <w:t xml:space="preserve">2. 法国淘汰赛连续3场零封→但含金量有限: 铁律18——巴拉圭0射正+摩洛哥(无萨伊巴里)0射正。西班牙是法国面对的第一个顶级攻击力→但巴埃纳首发(非尼科)→西班牙开场仅亚马尔单爆点→法国1-0概率上调至~16%。</w:t>
       </w:r>
     </w:p>
     <w:p>
@@ -15601,7 +15711,7 @@
           <w:sz w:val="18"/>
           <w:szCs w:val="18"/>
         </w:rPr>
-        <w:t xml:space="preserve">3. 西班牙板凳深度:梅里诺QF替补绝杀88'已验证替补得分模式。加维(能量)+佩德里(创造力)可下半场换入全新攻击维度。但具体能否得分取决于比赛进程——法国领先后可能转为双后腰锁中路。</w:t>
+        <w:t xml:space="preserve">3. 巴尔科拉速度纵深vs波罗(RB弱点): 德尚选择速度优先→巴尔科拉比杜埃更适合打击波罗身后。法国左路是最可靠推进路径。巴埃纳首发(非尼科)→西班牙开场攻击力=QF级别(非质变)。</w:t>
       </w:r>
     </w:p>
     <w:p>
@@ -15620,7 +15730,7 @@
           <w:sz w:val="18"/>
           <w:szCs w:val="18"/>
         </w:rPr>
-        <w:t xml:space="preserve">4. 铁律15: 1-0列入但本场下调至~10%: 1-0=淘汰赛历史27.08%最常见比分。但本场双方均有≥2名超巨在不同进攻方式+西班牙对比利时已丢球→任何一方零封对方概率低于淘汰赛均值。2-1(~22%)更符合本场攻防特征。</w:t>
+        <w:t xml:space="preserve">4. 西班牙板凳三连击: 尼科+佩德里+梅里诺=下半场可重新定义比赛。如果法国半场未领先,西班牙下半场优势将逐步扩大。法国需要在60分钟前建立领先。</w:t>
       </w:r>
     </w:p>
     <w:p>
@@ -15639,7 +15749,7 @@
           <w:sz w:val="18"/>
           <w:szCs w:val="18"/>
         </w:rPr>
-        <w:t xml:space="preserve">5. 2021+2024交手都是2-1: 最近两次大赛交手都是2-1(法国胜2021/西班牙胜2024)。这不是必然规律但是结构提示。</w:t>
+        <w:t xml:space="preserve">5. 铁律15: 法国1-0上调至~16%: 巴埃纳非爆点→西班牙开场攻击力较弱→法国零封概率↑。但西班牙下半场尼科+佩德里→BTTS仍~60%。2-1(~22%)最符合结构。</w:t>
       </w:r>
     </w:p>
     <w:p>
@@ -15658,7 +15768,7 @@
           <w:sz w:val="18"/>
           <w:szCs w:val="18"/>
         </w:rPr>
-        <w:t xml:space="preserve">6. 法国略占优因姆巴佩状态+西班牙防线弱点: 姆巴佩QF 1球1助火热+库巴尔西19岁+波罗防守弱+亚马尔状态存疑→法国攻击四维都略优。</w:t>
+        <w:t xml:space="preserve">6. 2021+2024交手都是2-1: 最近两次大赛交手都是2-1。这不是必然规律但是结构提示。</w:t>
       </w:r>
     </w:p>
     <w:p>
@@ -15677,7 +15787,7 @@
           <w:sz w:val="18"/>
           <w:szCs w:val="18"/>
         </w:rPr>
-        <w:t xml:space="preserve">[综合] 法国常规时间胜~47%, 西班牙~28%, 平局~25%。法国晋级~60-65%。首选2-1=双方都进球+法国xG效率优势的结构交点。xG数据告诉我们: 两队创造机会能力接近,但把机会变成进球的能力——法国的临床级vs西班牙的浪费型——是这场比赛真正的分野。</w:t>
+        <w:t xml:space="preserve">[综合] 法国常规时间胜~47%, 西班牙~25%, 平局~28%。法国晋级~60-65%。首选2-1=双方都进球+法国xG效率优势。比赛可能在下半场被尼科+佩德里+梅里诺重新定义——如果半场僵持,西班牙优势逐渐扩大。</w:t>
       </w:r>
     </w:p>
     <w:p>
@@ -16092,7 +16202,7 @@
                 <w:sz w:val="16"/>
                 <w:szCs w:val="16"/>
               </w:rPr>
-              <w:t xml:space="preserve">姆巴佩(突破库巴尔西)/罗德里(定位球头球)/登贝莱。法国先得分→西班牙扳平→法国第二球</w:t>
+              <w:t xml:space="preserve">姆巴佩(突破库巴尔西)/西班牙扳平(尼科替补传中或奥亚萨瓦尔)/登贝莱。法国先得分→西班牙下半场扳平→法国反击第二球</w:t>
             </w:r>
           </w:p>
         </w:tc>
@@ -16279,7 +16389,7 @@
                 <w:sz w:val="16"/>
                 <w:szCs w:val="16"/>
               </w:rPr>
-              <w:t xml:space="preserve">姆巴佩/尼科·威廉斯(替补)。两强互相抵消→进入加时</w:t>
+              <w:t xml:space="preserve">姆巴佩/尼科·威廉斯(替补)或佩德里。两强互相抵消→进入加时</w:t>
             </w:r>
           </w:p>
         </w:tc>
@@ -16461,7 +16571,7 @@
                 <w:sz w:val="16"/>
                 <w:szCs w:val="16"/>
               </w:rPr>
-              <w:t xml:space="preserve">法比安·鲁伊斯(远射)/姆巴佩(点球)/佩德里(替补)。2024欧洲杯半决赛重演</w:t>
+              <w:t xml:space="preserve">法比安·鲁伊斯(远射)/姆巴佩/尼科(替补)。半场僵持→60'尼科+佩德里→双重攻击波逆转</w:t>
             </w:r>
           </w:p>
         </w:tc>
@@ -16574,7 +16684,7 @@
                 <w:sz w:val="16"/>
                 <w:szCs w:val="16"/>
               </w:rPr>
-              <w:t xml:space="preserve">~14%</w:t>
+              <w:t xml:space="preserve">~16%</w:t>
             </w:r>
           </w:p>
         </w:tc>
@@ -16648,7 +16758,7 @@
                 <w:sz w:val="16"/>
                 <w:szCs w:val="16"/>
               </w:rPr>
-              <w:t xml:space="preserve">姆巴佩(突破库巴尔西)。概率下调: 西班牙攻击力远超法国前三场对手(均0射正)</w:t>
+              <w:t xml:space="preserve">姆巴佩(突破库巴尔西)。巴埃纳首发→西班牙开场仅亚马尔单爆点→法国零封概率↑。铁律15强制</w:t>
             </w:r>
           </w:p>
         </w:tc>
@@ -16830,7 +16940,7 @@
                 <w:sz w:val="16"/>
                 <w:szCs w:val="16"/>
               </w:rPr>
-              <w:t xml:space="preserve">姆巴佩+登贝莱。德尚实用主义完美执行</w:t>
+              <w:t xml:space="preserve">姆巴佩+登贝莱。德尚实用主义完美执行。楚阿梅尼+萨利巴零封</w:t>
             </w:r>
           </w:p>
         </w:tc>
@@ -17017,7 +17127,7 @@
                 <w:sz w:val="16"/>
                 <w:szCs w:val="16"/>
               </w:rPr>
-              <w:t xml:space="preserve">罗德里(远射)。罗德里锁死姆巴佩+西蒙神扑</w:t>
+              <w:t xml:space="preserve">罗德里(远射或定位球)。罗德里锁死姆巴佩+西蒙神扑</w:t>
             </w:r>
           </w:p>
         </w:tc>
@@ -17199,7 +17309,7 @@
                 <w:sz w:val="16"/>
                 <w:szCs w:val="16"/>
               </w:rPr>
-              <w:t xml:space="preserve">两强互相抵消→罗德里+楚阿梅尼同时封锁→0-0可能。但双方均有≥2名超巨→半场0-0概率应低于世界杯均值~25%</w:t>
+              <w:t xml:space="preserve">罗德里+楚阿梅尼同时封锁→极小可能</w:t>
             </w:r>
           </w:p>
         </w:tc>
@@ -17542,7 +17652,7 @@
                 <w:sz w:val="16"/>
                 <w:szCs w:val="16"/>
               </w:rPr>
-              <w:t xml:space="preserve">半决赛最大错配。金球FW vs 青少年CB。库巴尔西需要双重协防→为奥利塞/杜埃创造空间</w:t>
+              <w:t xml:space="preserve">半决赛最大错配。金球FW vs 青少年CB。库巴尔西需要双重协防→为奥利塞/巴尔科拉创造空间</w:t>
             </w:r>
           </w:p>
         </w:tc>
@@ -17727,7 +17837,7 @@
                 <w:sz w:val="16"/>
                 <w:szCs w:val="16"/>
               </w:rPr>
-              <w:t xml:space="preserve">杜埃 vs 波罗(RB)</w:t>
+              <w:t xml:space="preserve">巴尔科拉(速度) vs 波罗(RB)</w:t>
             </w:r>
           </w:p>
         </w:tc>
@@ -17838,7 +17948,7 @@
                 <w:sz w:val="16"/>
                 <w:szCs w:val="16"/>
               </w:rPr>
-              <w:t xml:space="preserve">法国左路优势。波罗进攻型RB→防守空档→杜埃速度=法国最可靠推进路径</w:t>
+              <w:t xml:space="preserve">法国左路优势升级。巴尔科拉速度纵深比杜埃技术更适合打击波罗身后。法国最可靠推进路径</w:t>
             </w:r>
           </w:p>
         </w:tc>
@@ -17876,7 +17986,7 @@
                 <w:sz w:val="16"/>
                 <w:szCs w:val="16"/>
               </w:rPr>
-              <w:t xml:space="preserve">亚马尔 vs 迪涅/特奥</w:t>
+              <w:t xml:space="preserve">巴埃纳 vs 孔德(上半场)→尼科 vs 孔德(下半场)</w:t>
             </w:r>
           </w:p>
         </w:tc>
@@ -17912,7 +18022,7 @@
                 <w:sz w:val="16"/>
                 <w:szCs w:val="16"/>
               </w:rPr>
-              <w:t xml:space="preserve">★★★☆☆</w:t>
+              <w:t xml:space="preserve">★★★★☆→★★☆☆☆</w:t>
             </w:r>
           </w:p>
         </w:tc>
@@ -17948,7 +18058,7 @@
                 <w:sz w:val="16"/>
                 <w:szCs w:val="16"/>
               </w:rPr>
-              <w:t xml:space="preserve">★★★★☆</w:t>
+              <w:t xml:space="preserve">★★☆☆☆→★★★★★</w:t>
             </w:r>
           </w:p>
         </w:tc>
@@ -17984,7 +18094,7 @@
                 <w:sz w:val="16"/>
                 <w:szCs w:val="16"/>
               </w:rPr>
-              <w:t xml:space="preserve">取决于亚马尔肌腱伤状态。若100%→亚马尔优势。若80%→均势</w:t>
+              <w:t xml:space="preserve">巴埃纳非爆点→孔德舒适防守上半场。60'后尼科替补→对位质变为西班牙优势(A孔德体能↓+尼科爆发)</w:t>
             </w:r>
           </w:p>
         </w:tc>
@@ -18023,7 +18133,7 @@
                 <w:sz w:val="16"/>
                 <w:szCs w:val="16"/>
               </w:rPr>
-              <w:t xml:space="preserve">登贝莱 vs 库库雷利亚</w:t>
+              <w:t xml:space="preserve">亚马尔 vs 迪涅</w:t>
             </w:r>
           </w:p>
         </w:tc>
@@ -18060,49 +18170,49 @@
                 <w:sz w:val="16"/>
                 <w:szCs w:val="16"/>
               </w:rPr>
+              <w:t xml:space="preserve">★★★☆☆</w:t>
+            </w:r>
+          </w:p>
+        </w:tc>
+        <w:tc>
+          <w:tcPr>
+            <w:tcW w:type="dxa" w:w="1800"/>
+            <w:tcBorders>
+              <w:top w:val="single" w:color="CCCCCC" w:sz="1"/>
+              <w:left w:val="single" w:color="CCCCCC" w:sz="1"/>
+              <w:bottom w:val="single" w:color="CCCCCC" w:sz="1"/>
+              <w:right w:val="single" w:color="CCCCCC" w:sz="1"/>
+            </w:tcBorders>
+            <w:shd w:fill="F2F2F2" w:val="clear"/>
+            <w:tcMar>
+              <w:top w:type="dxa" w:w="60"/>
+              <w:left w:type="dxa" w:w="100"/>
+              <w:bottom w:type="dxa" w:w="60"/>
+              <w:right w:type="dxa" w:w="100"/>
+            </w:tcMar>
+            <w:vAlign w:val="center"/>
+          </w:tcPr>
+          <w:p>
+            <w:pPr>
+              <w:jc w:val="left"/>
+            </w:pPr>
+            <w:r>
+              <w:rPr>
+                <w:rFonts w:ascii="Microsoft YaHei" w:cs="Microsoft YaHei" w:eastAsia="Microsoft YaHei" w:hAnsi="Microsoft YaHei"/>
+                <w:b w:val="false"/>
+                <w:bCs w:val="false"/>
+                <w:i w:val="false"/>
+                <w:iCs w:val="false"/>
+                <w:color w:val="333333"/>
+                <w:sz w:val="16"/>
+                <w:szCs w:val="16"/>
+              </w:rPr>
               <w:t xml:space="preserve">★★★★☆</w:t>
             </w:r>
           </w:p>
         </w:tc>
         <w:tc>
           <w:tcPr>
-            <w:tcW w:type="dxa" w:w="1800"/>
-            <w:tcBorders>
-              <w:top w:val="single" w:color="CCCCCC" w:sz="1"/>
-              <w:left w:val="single" w:color="CCCCCC" w:sz="1"/>
-              <w:bottom w:val="single" w:color="CCCCCC" w:sz="1"/>
-              <w:right w:val="single" w:color="CCCCCC" w:sz="1"/>
-            </w:tcBorders>
-            <w:shd w:fill="F2F2F2" w:val="clear"/>
-            <w:tcMar>
-              <w:top w:type="dxa" w:w="60"/>
-              <w:left w:type="dxa" w:w="100"/>
-              <w:bottom w:type="dxa" w:w="60"/>
-              <w:right w:type="dxa" w:w="100"/>
-            </w:tcMar>
-            <w:vAlign w:val="center"/>
-          </w:tcPr>
-          <w:p>
-            <w:pPr>
-              <w:jc w:val="left"/>
-            </w:pPr>
-            <w:r>
-              <w:rPr>
-                <w:rFonts w:ascii="Microsoft YaHei" w:cs="Microsoft YaHei" w:eastAsia="Microsoft YaHei" w:hAnsi="Microsoft YaHei"/>
-                <w:b w:val="false"/>
-                <w:bCs w:val="false"/>
-                <w:i w:val="false"/>
-                <w:iCs w:val="false"/>
-                <w:color w:val="333333"/>
-                <w:sz w:val="16"/>
-                <w:szCs w:val="16"/>
-              </w:rPr>
-              <w:t xml:space="preserve">★★★☆☆</w:t>
-            </w:r>
-          </w:p>
-        </w:tc>
-        <w:tc>
-          <w:tcPr>
             <w:tcW w:type="dxa" w:w="6438"/>
             <w:tcBorders>
               <w:top w:val="single" w:color="CCCCCC" w:sz="1"/>
@@ -18134,7 +18244,7 @@
                 <w:sz w:val="16"/>
                 <w:szCs w:val="16"/>
               </w:rPr>
-              <w:t xml:space="preserve">登贝莱速度+双足vs库库雷利亚(QF对Doku表现好)。登贝莱QF进球→信心高涨</w:t>
+              <w:t xml:space="preserve">取决于亚马尔肌腱伤状态。若100%→亚马尔优势。若80%→均势。迪涅速度vs亚马尔技术</w:t>
             </w:r>
           </w:p>
         </w:tc>
@@ -18180,7 +18290,7 @@
           <w:sz w:val="18"/>
           <w:szCs w:val="18"/>
         </w:rPr>
-        <w:t xml:space="preserve">合计: 100元 → 期望回报~120.81元 (ROI +20.8%)。每注EV均为正。最大EV贡献: 法国2-1(+9.12)和姆巴佩anytime(+4.35)——27元贡献67%期望利润。</w:t>
+        <w:t xml:space="preserve">合计: 100元 → 期望回报~119.02元 (ROI +19.0%)。最大EV贡献: 法国2-1(+9.12)和姆巴佩anytime(+5.20)——32元贡献75%期望利润。</w:t>
       </w:r>
     </w:p>
     <w:p>
@@ -18199,7 +18309,7 @@
           <w:sz w:val="18"/>
           <w:szCs w:val="18"/>
         </w:rPr>
-        <w:t xml:space="preserve">关键改进: ①新增姆巴佩anytime(市场46.5% vs 我们60%=+13.5%→最大概率错配); ②法国2-1升到12元(最大波胆优势+9.5%); ③BTTS赔率从1.80→1.61(市场大幅上调→差距从+10%→+2.9%)</w:t>
+        <w:t xml:space="preserve">临场变化: BTTS赔率1.67→1.60(反弹至-138)和法国晋级1.65→1.60→两注EV转负。但核心错配注(姆巴佩+法国2-1)仍大幅正EV。市场临场重新认定双方都会进球。</w:t>
       </w:r>
     </w:p>
     <w:tbl>
@@ -18592,7 +18702,7 @@
                 <w:sz w:val="16"/>
                 <w:szCs w:val="16"/>
               </w:rPr>
-              <w:t xml:space="preserve">30元</w:t>
+              <w:t xml:space="preserve">25元</w:t>
             </w:r>
           </w:p>
         </w:tc>
@@ -18629,7 +18739,7 @@
                 <w:sz w:val="16"/>
                 <w:szCs w:val="16"/>
               </w:rPr>
-              <w:t xml:space="preserve">1.61</w:t>
+              <w:t xml:space="preserve">1.60</w:t>
             </w:r>
           </w:p>
         </w:tc>
@@ -18666,7 +18776,7 @@
                 <w:sz w:val="16"/>
                 <w:szCs w:val="16"/>
               </w:rPr>
-              <w:t xml:space="preserve">65%</w:t>
+              <w:t xml:space="preserve">60%</w:t>
             </w:r>
           </w:p>
         </w:tc>
@@ -18703,7 +18813,7 @@
                 <w:sz w:val="16"/>
                 <w:szCs w:val="16"/>
               </w:rPr>
-              <w:t xml:space="preserve">31.40</w:t>
+              <w:t xml:space="preserve">24.00</w:t>
             </w:r>
           </w:p>
         </w:tc>
@@ -18740,7 +18850,7 @@
                 <w:sz w:val="16"/>
                 <w:szCs w:val="16"/>
               </w:rPr>
-              <w:t xml:space="preserve">+1.40</w:t>
+              <w:t xml:space="preserve">-1.00</w:t>
             </w:r>
           </w:p>
         </w:tc>
@@ -18886,7 +18996,7 @@
                 <w:sz w:val="16"/>
                 <w:szCs w:val="16"/>
               </w:rPr>
-              <w:t xml:space="preserve">1.67</w:t>
+              <w:t xml:space="preserve">1.60</w:t>
             </w:r>
           </w:p>
         </w:tc>
@@ -18958,7 +19068,7 @@
                 <w:sz w:val="16"/>
                 <w:szCs w:val="16"/>
               </w:rPr>
-              <w:t xml:space="preserve">25.89</w:t>
+              <w:t xml:space="preserve">24.80</w:t>
             </w:r>
           </w:p>
         </w:tc>
@@ -18994,7 +19104,7 @@
                 <w:sz w:val="16"/>
                 <w:szCs w:val="16"/>
               </w:rPr>
-              <w:t xml:space="preserve">+0.89</w:t>
+              <w:t xml:space="preserve">-0.20</w:t>
             </w:r>
           </w:p>
         </w:tc>
@@ -19107,7 +19217,7 @@
                 <w:sz w:val="16"/>
                 <w:szCs w:val="16"/>
               </w:rPr>
-              <w:t xml:space="preserve">15元</w:t>
+              <w:t xml:space="preserve">20元</w:t>
             </w:r>
           </w:p>
         </w:tc>
@@ -19144,7 +19254,7 @@
                 <w:sz w:val="16"/>
                 <w:szCs w:val="16"/>
               </w:rPr>
-              <w:t xml:space="preserve">2.15</w:t>
+              <w:t xml:space="preserve">2.10</w:t>
             </w:r>
           </w:p>
         </w:tc>
@@ -19218,7 +19328,7 @@
                 <w:sz w:val="16"/>
                 <w:szCs w:val="16"/>
               </w:rPr>
-              <w:t xml:space="preserve">19.35</w:t>
+              <w:t xml:space="preserve">25.20</w:t>
             </w:r>
           </w:p>
         </w:tc>
@@ -19255,7 +19365,7 @@
                 <w:sz w:val="16"/>
                 <w:szCs w:val="16"/>
               </w:rPr>
-              <w:t xml:space="preserve">+4.35</w:t>
+              <w:t xml:space="preserve">+5.20</w:t>
             </w:r>
           </w:p>
         </w:tc>
@@ -20211,7 +20321,7 @@
                 <w:sz w:val="16"/>
                 <w:szCs w:val="16"/>
               </w:rPr>
-              <w:t xml:space="preserve">14%</w:t>
+              <w:t xml:space="preserve">16%</w:t>
             </w:r>
           </w:p>
         </w:tc>
@@ -20248,7 +20358,7 @@
                 <w:sz w:val="16"/>
                 <w:szCs w:val="16"/>
               </w:rPr>
-              <w:t xml:space="preserve">5.95</w:t>
+              <w:t xml:space="preserve">6.80</w:t>
             </w:r>
           </w:p>
         </w:tc>
@@ -20285,7 +20395,7 @@
                 <w:sz w:val="16"/>
                 <w:szCs w:val="16"/>
               </w:rPr>
-              <w:t xml:space="preserve">+0.95</w:t>
+              <w:t xml:space="preserve">+1.80</w:t>
             </w:r>
           </w:p>
         </w:tc>
@@ -20383,7 +20493,7 @@
           <w:sz w:val="18"/>
           <w:szCs w:val="18"/>
         </w:rPr>
-        <w:t xml:space="preserve">C. 上半场大于1.5球 (~3.50): 铁律19→半场至少1球&gt;70%。尼科首发→双方可能上半场互有进球。无法量化: 需半场xG(目前没有)。</w:t>
+        <w:t xml:space="preserve">C. 上半场大于1.5球 (~3.50): 铁律19→法国开场5超巨→半场至少1球&gt;70%。但巴埃纳首发(非尼科)→西班牙开场攻击力=QF级别→上半场大球概率比原预测低。</w:t>
       </w:r>
     </w:p>
     <w:p>
@@ -20412,7 +20522,7 @@
           <w:sz w:val="15"/>
           <w:szCs w:val="15"/>
         </w:rPr>
-        <w:t xml:space="preserve">数据源: ESPN API + FanDuel + Polymarket + 球队市场价值数据库 | 赛前约15h——首发接近确认。关键不确定性: 亚马尔肌腱伤恢复程度/楚阿梅尼80%状态/尼科首发首场节奏/裁判Barton尺度(11黄牌/本赛事)</w:t>
+        <w:t xml:space="preserve">数据源: ESPN + FIFA API + L'Équipe + Le Parisien + Canal+ + FotMob + Opta + FanDuel + BetMGM + bet365 + FOX + 球队市场价值数据库 | 临场盘口(赛前25min)。BTTS临场反弹至-138(62.5%)。法国ML拉长至+145但晋级缩至-167→市场预期加时/点球。巴尔科拉(LW)非杜埃,巴埃纳(LW)非尼科。尼科+佩德里+梅里诺=下半场三连击。裁判Ivan Barton(萨尔瓦多)。</w:t>
       </w:r>
     </w:p>
     <w:p>
@@ -20431,7 +20541,7 @@
           <w:sz w:val="15"/>
           <w:szCs w:val="15"/>
         </w:rPr>
-        <w:t xml:space="preserve">生成时间: 2026/7/14 17:45:03 北京时间</w:t>
+        <w:t xml:space="preserve">生成时间: 2026/7/15 02:38:24 北京时间</w:t>
       </w:r>
     </w:p>
     <w:sectPr>
